--- a/4. Pashto/Q4_Pashto_Folk_Literature_Folklore_Genres_2025_Master_Notes.docx
+++ b/4. Pashto/Q4_Pashto_Folk_Literature_Folklore_Genres_2025_Master_Notes.docx
@@ -32,6 +32,531 @@
         </w:rPr>
         <w:t>د پښتو اولسي ادب: ټپه، چاربیته، بدله، متلونه، اولسي قېصې او د پښتون ژوند انځور (MASTER NOTE)</w:t>
       </w:r>
+    </w:p>
+    <w:tbl>
+      <w:tblPr>
+        <w:tblW w:type="auto" w:w="0"/>
+        <w:jc w:val="center"/>
+        <w:tblLayout w:type="fixed"/>
+        <w:tblLook w:firstColumn="1" w:firstRow="1" w:lastColumn="0" w:lastRow="0" w:noHBand="0" w:noVBand="1" w:val="04A0"/>
+      </w:tblPr>
+      <w:tblGrid>
+        <w:gridCol w:w="4968"/>
+        <w:gridCol w:w="4968"/>
+      </w:tblGrid>
+      <w:tr>
+        <w:tc>
+          <w:tcPr>
+            <w:tcW w:type="dxa" w:w="4968"/>
+            <w:tcMar>
+              <w:top w:w="80" w:type="dxa"/>
+              <w:bottom w:w="80" w:type="dxa"/>
+              <w:left w:w="100" w:type="dxa"/>
+              <w:right w:w="100" w:type="dxa"/>
+            </w:tcMar>
+            <w:shd w:val="clear" w:color="auto" w:fill="0E2B50"/>
+          </w:tcPr>
+          <w:p>
+            <w:pPr>
+              <w:jc w:val="right"/>
+              <w:bidi w:val="1"/>
+            </w:pPr>
+            <w:r>
+              <w:rPr>
+                <w:rFonts w:ascii="Bahij Nazanin" w:hAnsi="Bahij Nazanin"/>
+                <w:b/>
+                <w:color w:val="FFFFFF"/>
+                <w:sz w:val="19"/>
+              </w:rPr>
+              <w:t>خاصیت / Attribute</w:t>
+            </w:r>
+          </w:p>
+        </w:tc>
+        <w:tc>
+          <w:tcPr>
+            <w:tcW w:type="dxa" w:w="4968"/>
+            <w:tcMar>
+              <w:top w:w="80" w:type="dxa"/>
+              <w:bottom w:w="80" w:type="dxa"/>
+              <w:left w:w="100" w:type="dxa"/>
+              <w:right w:w="100" w:type="dxa"/>
+            </w:tcMar>
+            <w:shd w:val="clear" w:color="auto" w:fill="0E2B50"/>
+          </w:tcPr>
+          <w:p>
+            <w:pPr>
+              <w:jc w:val="right"/>
+              <w:bidi w:val="1"/>
+            </w:pPr>
+            <w:r>
+              <w:rPr>
+                <w:rFonts w:ascii="Bahij Nazanin" w:hAnsi="Bahij Nazanin"/>
+                <w:b/>
+                <w:color w:val="FFFFFF"/>
+                <w:sz w:val="19"/>
+              </w:rPr>
+              <w:t>تفصیلات / Details</w:t>
+            </w:r>
+          </w:p>
+        </w:tc>
+      </w:tr>
+      <w:tr>
+        <w:tc>
+          <w:tcPr>
+            <w:tcW w:type="dxa" w:w="4968"/>
+            <w:tcMar>
+              <w:top w:w="80" w:type="dxa"/>
+              <w:bottom w:w="80" w:type="dxa"/>
+              <w:left w:w="100" w:type="dxa"/>
+              <w:right w:w="100" w:type="dxa"/>
+            </w:tcMar>
+            <w:shd w:val="clear" w:color="auto" w:fill="F8FAFC"/>
+          </w:tcPr>
+          <w:p>
+            <w:pPr>
+              <w:jc w:val="right"/>
+              <w:bidi w:val="1"/>
+            </w:pPr>
+            <w:r>
+              <w:rPr>
+                <w:rFonts w:ascii="Bahij Nazanin" w:hAnsi="Bahij Nazanin"/>
+                <w:color w:val="1E293B"/>
+                <w:sz w:val="19"/>
+              </w:rPr>
+              <w:t>امتحاني پرچه / PAPER:</w:t>
+            </w:r>
+          </w:p>
+        </w:tc>
+        <w:tc>
+          <w:tcPr>
+            <w:tcW w:type="dxa" w:w="4968"/>
+            <w:tcMar>
+              <w:top w:w="80" w:type="dxa"/>
+              <w:bottom w:w="80" w:type="dxa"/>
+              <w:left w:w="100" w:type="dxa"/>
+              <w:right w:w="100" w:type="dxa"/>
+            </w:tcMar>
+            <w:shd w:val="clear" w:color="auto" w:fill="F8FAFC"/>
+          </w:tcPr>
+          <w:p>
+            <w:pPr>
+              <w:jc w:val="left"/>
+            </w:pPr>
+            <w:r>
+              <w:rPr>
+                <w:rFonts w:ascii="Calibri" w:hAnsi="Calibri"/>
+                <w:color w:val="1E293B"/>
+                <w:sz w:val="19"/>
+              </w:rPr>
+              <w:t>KPPSC PMS — Pashto (Optional) Written Examination 2025 &amp; 2022</w:t>
+            </w:r>
+          </w:p>
+        </w:tc>
+      </w:tr>
+      <w:tr>
+        <w:tc>
+          <w:tcPr>
+            <w:tcW w:type="dxa" w:w="4968"/>
+            <w:tcMar>
+              <w:top w:w="80" w:type="dxa"/>
+              <w:bottom w:w="80" w:type="dxa"/>
+              <w:left w:w="100" w:type="dxa"/>
+              <w:right w:w="100" w:type="dxa"/>
+            </w:tcMar>
+            <w:shd w:val="clear" w:color="auto" w:fill="FFFFFF"/>
+          </w:tcPr>
+          <w:p>
+            <w:pPr>
+              <w:jc w:val="right"/>
+              <w:bidi w:val="1"/>
+            </w:pPr>
+            <w:r>
+              <w:rPr>
+                <w:rFonts w:ascii="Bahij Nazanin" w:hAnsi="Bahij Nazanin"/>
+                <w:color w:val="1E293B"/>
+                <w:sz w:val="19"/>
+              </w:rPr>
+              <w:t>د سوال عنوان / MASTER QUESTION:</w:t>
+            </w:r>
+          </w:p>
+        </w:tc>
+        <w:tc>
+          <w:tcPr>
+            <w:tcW w:type="dxa" w:w="4968"/>
+            <w:tcMar>
+              <w:top w:w="80" w:type="dxa"/>
+              <w:bottom w:w="80" w:type="dxa"/>
+              <w:left w:w="100" w:type="dxa"/>
+              <w:right w:w="100" w:type="dxa"/>
+            </w:tcMar>
+            <w:shd w:val="clear" w:color="auto" w:fill="FFFFFF"/>
+          </w:tcPr>
+          <w:p>
+            <w:pPr>
+              <w:jc w:val="right"/>
+              <w:bidi w:val="1"/>
+            </w:pPr>
+            <w:r>
+              <w:rPr>
+                <w:rFonts w:ascii="Bahij Nazanin" w:hAnsi="Bahij Nazanin"/>
+                <w:color w:val="1E293B"/>
+                <w:sz w:val="19"/>
+              </w:rPr>
+              <w:t>سوال نمبر ۴: د پښتو اولسي ادب چې زمونږ ژبې او ژوند امین او ضامن دی په قېصو، متلونو، ټپو، چاربیتو او بدلو باندې اړخ لري، په دې اصنافو باندې تفصیلي رڼا واچوئ۔</w:t>
+            </w:r>
+          </w:p>
+        </w:tc>
+      </w:tr>
+      <w:tr>
+        <w:tc>
+          <w:tcPr>
+            <w:tcW w:type="dxa" w:w="4968"/>
+            <w:tcMar>
+              <w:top w:w="80" w:type="dxa"/>
+              <w:bottom w:w="80" w:type="dxa"/>
+              <w:left w:w="100" w:type="dxa"/>
+              <w:right w:w="100" w:type="dxa"/>
+            </w:tcMar>
+            <w:shd w:val="clear" w:color="auto" w:fill="F8FAFC"/>
+          </w:tcPr>
+          <w:p>
+            <w:pPr>
+              <w:jc w:val="right"/>
+              <w:bidi w:val="1"/>
+            </w:pPr>
+            <w:r>
+              <w:rPr>
+                <w:rFonts w:ascii="Bahij Nazanin" w:hAnsi="Bahij Nazanin"/>
+                <w:color w:val="1E293B"/>
+                <w:sz w:val="19"/>
+              </w:rPr>
+              <w:t>امتحاني اړیکې / EXAM QUESTIONS LINKED:</w:t>
+            </w:r>
+          </w:p>
+        </w:tc>
+        <w:tc>
+          <w:tcPr>
+            <w:tcW w:type="dxa" w:w="4968"/>
+            <w:tcMar>
+              <w:top w:w="80" w:type="dxa"/>
+              <w:bottom w:w="80" w:type="dxa"/>
+              <w:left w:w="100" w:type="dxa"/>
+              <w:right w:w="100" w:type="dxa"/>
+            </w:tcMar>
+            <w:shd w:val="clear" w:color="auto" w:fill="F8FAFC"/>
+          </w:tcPr>
+          <w:p>
+            <w:pPr>
+              <w:jc w:val="right"/>
+              <w:bidi w:val="1"/>
+            </w:pPr>
+            <w:r>
+              <w:rPr>
+                <w:rFonts w:ascii="Bahij Nazanin" w:hAnsi="Bahij Nazanin"/>
+                <w:color w:val="1E293B"/>
+                <w:sz w:val="19"/>
+              </w:rPr>
+              <w:t>• 2025 Q.4: "د پښتو اولسي ادب چي زمونږ ژبي او ژوند امین او ضامن دے په قیصو، متلونو، ټپو، چاربیتو او بدلو باندې اړخ لري، په دې اصنافو باندې تفصیلي رڼا واچوئ۔" (20 Marks)</w:t>
+              <w:br/>
+              <w:t>• 2022 Q.4: "د پښتو اولسي ادب چې زموږ ژبې او ژوند امین او ضامن دی په قیصو، متلونو، ټپو، چاربیتو او بدلو باندې اړخ لري، په دې اصنافو باندې تفصیلي رڼا واچوئ۔" (20 Marks)</w:t>
+              <w:br/>
+              <w:t>• 2022 Q.1 (MCQ #11): "فولکلور څه ته وائي؟ (اولسي ادب)" (1 Mark)</w:t>
+            </w:r>
+          </w:p>
+        </w:tc>
+      </w:tr>
+      <w:tr>
+        <w:tc>
+          <w:tcPr>
+            <w:tcW w:type="dxa" w:w="4968"/>
+            <w:tcMar>
+              <w:top w:w="80" w:type="dxa"/>
+              <w:bottom w:w="80" w:type="dxa"/>
+              <w:left w:w="100" w:type="dxa"/>
+              <w:right w:w="100" w:type="dxa"/>
+            </w:tcMar>
+            <w:shd w:val="clear" w:color="auto" w:fill="FFFFFF"/>
+          </w:tcPr>
+          <w:p>
+            <w:pPr>
+              <w:jc w:val="right"/>
+              <w:bidi w:val="1"/>
+            </w:pPr>
+            <w:r>
+              <w:rPr>
+                <w:rFonts w:ascii="Bahij Nazanin" w:hAnsi="Bahij Nazanin"/>
+                <w:color w:val="1E293B"/>
+                <w:sz w:val="19"/>
+              </w:rPr>
+              <w:t>نصاب برخه / SYLLABUS THEME:</w:t>
+            </w:r>
+          </w:p>
+        </w:tc>
+        <w:tc>
+          <w:tcPr>
+            <w:tcW w:type="dxa" w:w="4968"/>
+            <w:tcMar>
+              <w:top w:w="80" w:type="dxa"/>
+              <w:bottom w:w="80" w:type="dxa"/>
+              <w:left w:w="100" w:type="dxa"/>
+              <w:right w:w="100" w:type="dxa"/>
+            </w:tcMar>
+            <w:shd w:val="clear" w:color="auto" w:fill="FFFFFF"/>
+          </w:tcPr>
+          <w:p>
+            <w:pPr>
+              <w:jc w:val="right"/>
+              <w:bidi w:val="1"/>
+            </w:pPr>
+            <w:r>
+              <w:rPr>
+                <w:rFonts w:ascii="Bahij Nazanin" w:hAnsi="Bahij Nazanin"/>
+                <w:color w:val="1E293B"/>
+                <w:sz w:val="19"/>
+              </w:rPr>
+              <w:t>د پښتو اولسي ادب او فولکلور: اصناف، فني جوړښت، تاریخي پس منظر او د پښتونوالۍ ترجماني</w:t>
+            </w:r>
+          </w:p>
+        </w:tc>
+      </w:tr>
+      <w:tr>
+        <w:tc>
+          <w:tcPr>
+            <w:tcW w:type="dxa" w:w="4968"/>
+            <w:tcMar>
+              <w:top w:w="80" w:type="dxa"/>
+              <w:bottom w:w="80" w:type="dxa"/>
+              <w:left w:w="100" w:type="dxa"/>
+              <w:right w:w="100" w:type="dxa"/>
+            </w:tcMar>
+            <w:shd w:val="clear" w:color="auto" w:fill="F8FAFC"/>
+          </w:tcPr>
+          <w:p>
+            <w:pPr>
+              <w:jc w:val="right"/>
+              <w:bidi w:val="1"/>
+            </w:pPr>
+            <w:r>
+              <w:rPr>
+                <w:rFonts w:ascii="Bahij Nazanin" w:hAnsi="Bahij Nazanin"/>
+                <w:color w:val="1E293B"/>
+                <w:sz w:val="19"/>
+              </w:rPr>
+              <w:t>ادبي او کلتوري زاویه / LENS:</w:t>
+            </w:r>
+          </w:p>
+        </w:tc>
+        <w:tc>
+          <w:tcPr>
+            <w:tcW w:type="dxa" w:w="4968"/>
+            <w:tcMar>
+              <w:top w:w="80" w:type="dxa"/>
+              <w:bottom w:w="80" w:type="dxa"/>
+              <w:left w:w="100" w:type="dxa"/>
+              <w:right w:w="100" w:type="dxa"/>
+            </w:tcMar>
+            <w:shd w:val="clear" w:color="auto" w:fill="F8FAFC"/>
+          </w:tcPr>
+          <w:p>
+            <w:pPr>
+              <w:jc w:val="right"/>
+              <w:bidi w:val="1"/>
+            </w:pPr>
+            <w:r>
+              <w:rPr>
+                <w:rFonts w:ascii="Bahij Nazanin" w:hAnsi="Bahij Nazanin"/>
+                <w:color w:val="1E293B"/>
+                <w:sz w:val="19"/>
+              </w:rPr>
+              <w:t>فولکلور پوهنه (Folklore Studies)، کلتوري انسانپوهنه (Cultural Anthropology)، د شفاهي روایاتو ساتنه او د ملي هویت هنداره</w:t>
+            </w:r>
+          </w:p>
+        </w:tc>
+      </w:tr>
+    </w:tbl>
+    <w:p>
+      <w:pPr>
+        <w:spacing w:after="80"/>
+      </w:pPr>
+    </w:p>
+    <w:p>
+      <w:pPr>
+        <w:spacing w:before="160" w:after="40"/>
+        <w:jc w:val="right"/>
+        <w:bidi w:val="1"/>
+      </w:pPr>
+      <w:r>
+        <w:rPr>
+          <w:rFonts w:ascii="Bahij Nazanin" w:hAnsi="Bahij Nazanin"/>
+          <w:b/>
+          <w:color w:val="0E2B50"/>
+          <w:sz w:val="24"/>
+        </w:rPr>
+        <w:t>🎯 EXAM QUESTIONS LINKED (د تېرو کلونو پوښتنې په پوره متن سره)</w:t>
+      </w:r>
+    </w:p>
+    <w:tbl>
+      <w:tblPr>
+        <w:tblW w:type="auto" w:w="0"/>
+        <w:jc w:val="center"/>
+        <w:tblLook w:firstColumn="1" w:firstRow="1" w:lastColumn="0" w:lastRow="0" w:noHBand="0" w:noVBand="1" w:val="04A0"/>
+      </w:tblPr>
+      <w:tblGrid>
+        <w:gridCol w:w="9936"/>
+      </w:tblGrid>
+      <w:tr>
+        <w:tc>
+          <w:tcPr>
+            <w:tcW w:type="dxa" w:w="9792"/>
+            <w:shd w:val="clear" w:color="auto" w:fill="F0F4F8"/>
+            <w:tcMar>
+              <w:top w:w="100" w:type="dxa"/>
+              <w:bottom w:w="100" w:type="dxa"/>
+              <w:left w:w="160" w:type="dxa"/>
+              <w:right w:w="160" w:type="dxa"/>
+            </w:tcMar>
+          </w:tcPr>
+          <w:p>
+            <w:pPr>
+              <w:spacing w:before="40" w:after="40"/>
+              <w:jc w:val="right"/>
+              <w:bidi w:val="1"/>
+            </w:pPr>
+            <w:r>
+              <w:rPr>
+                <w:rFonts w:ascii="Bahij Zar" w:hAnsi="Bahij Zar"/>
+                <w:i/>
+                <w:color w:val="0F172A"/>
+                <w:sz w:val="21"/>
+              </w:rPr>
+              <w:t>• **2025 Q.4**: "د پښتو اولسي ادب چي زمونږ ژبي او ژوند امین او ضامن دے په قیصو، متلونو، ټپو، چاربیتو او بدلو باندې اړخ لري، په دې اصنافو باندې تفصیلي رڼا واچوئ۔" (20 Marks)</w:t>
+            </w:r>
+          </w:p>
+        </w:tc>
+      </w:tr>
+    </w:tbl>
+    <w:p>
+      <w:pPr>
+        <w:spacing w:after="80"/>
+      </w:pPr>
+    </w:p>
+    <w:p>
+      <w:pPr>
+        <w:spacing w:line="276" w:lineRule="auto" w:before="20" w:after="80"/>
+        <w:jc w:val="both"/>
+      </w:pPr>
+      <w:r>
+        <w:rPr>
+          <w:rFonts w:ascii="Calibri" w:hAnsi="Calibri"/>
+          <w:color w:val="282828"/>
+          <w:sz w:val="22"/>
+        </w:rPr>
+        <w:t>&gt;</w:t>
+      </w:r>
+    </w:p>
+    <w:tbl>
+      <w:tblPr>
+        <w:tblW w:type="auto" w:w="0"/>
+        <w:jc w:val="center"/>
+        <w:tblLook w:firstColumn="1" w:firstRow="1" w:lastColumn="0" w:lastRow="0" w:noHBand="0" w:noVBand="1" w:val="04A0"/>
+      </w:tblPr>
+      <w:tblGrid>
+        <w:gridCol w:w="9936"/>
+      </w:tblGrid>
+      <w:tr>
+        <w:tc>
+          <w:tcPr>
+            <w:tcW w:type="dxa" w:w="9792"/>
+            <w:shd w:val="clear" w:color="auto" w:fill="F0F4F8"/>
+            <w:tcMar>
+              <w:top w:w="100" w:type="dxa"/>
+              <w:bottom w:w="100" w:type="dxa"/>
+              <w:left w:w="160" w:type="dxa"/>
+              <w:right w:w="160" w:type="dxa"/>
+            </w:tcMar>
+          </w:tcPr>
+          <w:p>
+            <w:pPr>
+              <w:spacing w:before="40" w:after="40"/>
+              <w:jc w:val="right"/>
+              <w:bidi w:val="1"/>
+            </w:pPr>
+            <w:r>
+              <w:rPr>
+                <w:rFonts w:ascii="Bahij Zar" w:hAnsi="Bahij Zar"/>
+                <w:i/>
+                <w:color w:val="0F172A"/>
+                <w:sz w:val="21"/>
+              </w:rPr>
+              <w:t>• **2022 Q.4**: "د پښتو اولسي ادب چې زموږ ژبې او ژوند امین او ضامن دی په قیصو، متلونو، ټپو، چاربیتو او بدلو باندې اړخ لري، په دې اصنافو باندې تفصیلي رڼا واچوئ۔" (20 Marks)</w:t>
+            </w:r>
+          </w:p>
+        </w:tc>
+      </w:tr>
+    </w:tbl>
+    <w:p>
+      <w:pPr>
+        <w:spacing w:after="80"/>
+      </w:pPr>
+    </w:p>
+    <w:p>
+      <w:pPr>
+        <w:spacing w:line="276" w:lineRule="auto" w:before="20" w:after="80"/>
+        <w:jc w:val="both"/>
+      </w:pPr>
+      <w:r>
+        <w:rPr>
+          <w:rFonts w:ascii="Calibri" w:hAnsi="Calibri"/>
+          <w:color w:val="282828"/>
+          <w:sz w:val="22"/>
+        </w:rPr>
+        <w:t>&gt;</w:t>
+      </w:r>
+    </w:p>
+    <w:tbl>
+      <w:tblPr>
+        <w:tblW w:type="auto" w:w="0"/>
+        <w:jc w:val="center"/>
+        <w:tblLook w:firstColumn="1" w:firstRow="1" w:lastColumn="0" w:lastRow="0" w:noHBand="0" w:noVBand="1" w:val="04A0"/>
+      </w:tblPr>
+      <w:tblGrid>
+        <w:gridCol w:w="9936"/>
+      </w:tblGrid>
+      <w:tr>
+        <w:tc>
+          <w:tcPr>
+            <w:tcW w:type="dxa" w:w="9792"/>
+            <w:shd w:val="clear" w:color="auto" w:fill="F0F4F8"/>
+            <w:tcMar>
+              <w:top w:w="100" w:type="dxa"/>
+              <w:bottom w:w="100" w:type="dxa"/>
+              <w:left w:w="160" w:type="dxa"/>
+              <w:right w:w="160" w:type="dxa"/>
+            </w:tcMar>
+          </w:tcPr>
+          <w:p>
+            <w:pPr>
+              <w:spacing w:before="40" w:after="40"/>
+              <w:jc w:val="right"/>
+              <w:bidi w:val="1"/>
+            </w:pPr>
+            <w:r>
+              <w:rPr>
+                <w:rFonts w:ascii="Bahij Zar" w:hAnsi="Bahij Zar"/>
+                <w:i/>
+                <w:color w:val="0F172A"/>
+                <w:sz w:val="21"/>
+              </w:rPr>
+              <w:t>• **2022 Q.1 (MCQ #11)**: "فولکلور څه ته وائي؟ (اولسي ادب)" (1 Mark)</w:t>
+            </w:r>
+          </w:p>
+        </w:tc>
+      </w:tr>
+    </w:tbl>
+    <w:p>
+      <w:pPr>
+        <w:spacing w:after="80"/>
+      </w:pPr>
     </w:p>
     <w:p>
       <w:pPr>
@@ -296,6 +821,831 @@
         </w:rPr>
         <w:t>📊 د اولسي ادب د اصنافو فني او پرتلیزه جدول (Folk Genres Matrix)</w:t>
       </w:r>
+    </w:p>
+    <w:tbl>
+      <w:tblPr>
+        <w:tblW w:type="auto" w:w="0"/>
+        <w:jc w:val="center"/>
+        <w:tblLayout w:type="fixed"/>
+        <w:tblLook w:firstColumn="1" w:firstRow="1" w:lastColumn="0" w:lastRow="0" w:noHBand="0" w:noVBand="1" w:val="04A0"/>
+      </w:tblPr>
+      <w:tblGrid>
+        <w:gridCol w:w="1987"/>
+        <w:gridCol w:w="1987"/>
+        <w:gridCol w:w="1987"/>
+        <w:gridCol w:w="1987"/>
+        <w:gridCol w:w="1987"/>
+      </w:tblGrid>
+      <w:tr>
+        <w:tc>
+          <w:tcPr>
+            <w:tcW w:type="dxa" w:w="1987"/>
+            <w:tcMar>
+              <w:top w:w="80" w:type="dxa"/>
+              <w:bottom w:w="80" w:type="dxa"/>
+              <w:left w:w="100" w:type="dxa"/>
+              <w:right w:w="100" w:type="dxa"/>
+            </w:tcMar>
+            <w:shd w:val="clear" w:color="auto" w:fill="0E2B50"/>
+          </w:tcPr>
+          <w:p>
+            <w:pPr>
+              <w:jc w:val="right"/>
+              <w:bidi w:val="1"/>
+            </w:pPr>
+            <w:r>
+              <w:rPr>
+                <w:rFonts w:ascii="Bahij Nazanin" w:hAnsi="Bahij Nazanin"/>
+                <w:b/>
+                <w:color w:val="FFFFFF"/>
+                <w:sz w:val="19"/>
+              </w:rPr>
+              <w:t>د صنف نوم</w:t>
+            </w:r>
+          </w:p>
+        </w:tc>
+        <w:tc>
+          <w:tcPr>
+            <w:tcW w:type="dxa" w:w="1987"/>
+            <w:tcMar>
+              <w:top w:w="80" w:type="dxa"/>
+              <w:bottom w:w="80" w:type="dxa"/>
+              <w:left w:w="100" w:type="dxa"/>
+              <w:right w:w="100" w:type="dxa"/>
+            </w:tcMar>
+            <w:shd w:val="clear" w:color="auto" w:fill="0E2B50"/>
+          </w:tcPr>
+          <w:p>
+            <w:pPr>
+              <w:jc w:val="right"/>
+              <w:bidi w:val="1"/>
+            </w:pPr>
+            <w:r>
+              <w:rPr>
+                <w:rFonts w:ascii="Bahij Nazanin" w:hAnsi="Bahij Nazanin"/>
+                <w:b/>
+                <w:color w:val="FFFFFF"/>
+                <w:sz w:val="19"/>
+              </w:rPr>
+              <w:t>وزني او هیئتي جوړښت</w:t>
+            </w:r>
+          </w:p>
+        </w:tc>
+        <w:tc>
+          <w:tcPr>
+            <w:tcW w:type="dxa" w:w="1987"/>
+            <w:tcMar>
+              <w:top w:w="80" w:type="dxa"/>
+              <w:bottom w:w="80" w:type="dxa"/>
+              <w:left w:w="100" w:type="dxa"/>
+              <w:right w:w="100" w:type="dxa"/>
+            </w:tcMar>
+            <w:shd w:val="clear" w:color="auto" w:fill="0E2B50"/>
+          </w:tcPr>
+          <w:p>
+            <w:pPr>
+              <w:jc w:val="right"/>
+              <w:bidi w:val="1"/>
+            </w:pPr>
+            <w:r>
+              <w:rPr>
+                <w:rFonts w:ascii="Bahij Nazanin" w:hAnsi="Bahij Nazanin"/>
+                <w:b/>
+                <w:color w:val="FFFFFF"/>
+                <w:sz w:val="19"/>
+              </w:rPr>
+              <w:t>د مضمون او موضوع ماهیت</w:t>
+            </w:r>
+          </w:p>
+        </w:tc>
+        <w:tc>
+          <w:tcPr>
+            <w:tcW w:type="dxa" w:w="1987"/>
+            <w:tcMar>
+              <w:top w:w="80" w:type="dxa"/>
+              <w:bottom w:w="80" w:type="dxa"/>
+              <w:left w:w="100" w:type="dxa"/>
+              <w:right w:w="100" w:type="dxa"/>
+            </w:tcMar>
+            <w:shd w:val="clear" w:color="auto" w:fill="0E2B50"/>
+          </w:tcPr>
+          <w:p>
+            <w:pPr>
+              <w:jc w:val="right"/>
+              <w:bidi w:val="1"/>
+            </w:pPr>
+            <w:r>
+              <w:rPr>
+                <w:rFonts w:ascii="Bahij Nazanin" w:hAnsi="Bahij Nazanin"/>
+                <w:b/>
+                <w:color w:val="FFFFFF"/>
+                <w:sz w:val="19"/>
+              </w:rPr>
+              <w:t>ادبي او کلتوري کارونه</w:t>
+            </w:r>
+          </w:p>
+        </w:tc>
+        <w:tc>
+          <w:tcPr>
+            <w:tcW w:type="dxa" w:w="1987"/>
+            <w:tcMar>
+              <w:top w:w="80" w:type="dxa"/>
+              <w:bottom w:w="80" w:type="dxa"/>
+              <w:left w:w="100" w:type="dxa"/>
+              <w:right w:w="100" w:type="dxa"/>
+            </w:tcMar>
+            <w:shd w:val="clear" w:color="auto" w:fill="0E2B50"/>
+          </w:tcPr>
+          <w:p>
+            <w:pPr>
+              <w:jc w:val="right"/>
+              <w:bidi w:val="1"/>
+            </w:pPr>
+            <w:r>
+              <w:rPr>
+                <w:rFonts w:ascii="Bahij Nazanin" w:hAnsi="Bahij Nazanin"/>
+                <w:b/>
+                <w:color w:val="FFFFFF"/>
+                <w:sz w:val="19"/>
+              </w:rPr>
+              <w:t>مشهوره بېلګه</w:t>
+            </w:r>
+          </w:p>
+        </w:tc>
+      </w:tr>
+      <w:tr>
+        <w:tc>
+          <w:tcPr>
+            <w:tcW w:type="dxa" w:w="1987"/>
+            <w:tcMar>
+              <w:top w:w="80" w:type="dxa"/>
+              <w:bottom w:w="80" w:type="dxa"/>
+              <w:left w:w="100" w:type="dxa"/>
+              <w:right w:w="100" w:type="dxa"/>
+            </w:tcMar>
+            <w:shd w:val="clear" w:color="auto" w:fill="F8FAFC"/>
+          </w:tcPr>
+          <w:p>
+            <w:pPr>
+              <w:jc w:val="right"/>
+              <w:bidi w:val="1"/>
+            </w:pPr>
+            <w:r>
+              <w:rPr>
+                <w:rFonts w:ascii="Bahij Nazanin" w:hAnsi="Bahij Nazanin"/>
+                <w:color w:val="1E293B"/>
+                <w:sz w:val="19"/>
+              </w:rPr>
+              <w:t>ټپه (لنډۍ)</w:t>
+            </w:r>
+          </w:p>
+        </w:tc>
+        <w:tc>
+          <w:tcPr>
+            <w:tcW w:type="dxa" w:w="1987"/>
+            <w:tcMar>
+              <w:top w:w="80" w:type="dxa"/>
+              <w:bottom w:w="80" w:type="dxa"/>
+              <w:left w:w="100" w:type="dxa"/>
+              <w:right w:w="100" w:type="dxa"/>
+            </w:tcMar>
+            <w:shd w:val="clear" w:color="auto" w:fill="F8FAFC"/>
+          </w:tcPr>
+          <w:p>
+            <w:pPr>
+              <w:jc w:val="right"/>
+              <w:bidi w:val="1"/>
+            </w:pPr>
+            <w:r>
+              <w:rPr>
+                <w:rFonts w:ascii="Bahij Nazanin" w:hAnsi="Bahij Nazanin"/>
+                <w:color w:val="1E293B"/>
+                <w:sz w:val="19"/>
+              </w:rPr>
+              <w:t>۲ مسرې (لومړۍ ۹ څپې، دویمه ۱۳ څپې)؛ پای د "نه" یا "یا" غږ</w:t>
+            </w:r>
+          </w:p>
+        </w:tc>
+        <w:tc>
+          <w:tcPr>
+            <w:tcW w:type="dxa" w:w="1987"/>
+            <w:tcMar>
+              <w:top w:w="80" w:type="dxa"/>
+              <w:bottom w:w="80" w:type="dxa"/>
+              <w:left w:w="100" w:type="dxa"/>
+              <w:right w:w="100" w:type="dxa"/>
+            </w:tcMar>
+            <w:shd w:val="clear" w:color="auto" w:fill="F8FAFC"/>
+          </w:tcPr>
+          <w:p>
+            <w:pPr>
+              <w:jc w:val="right"/>
+              <w:bidi w:val="1"/>
+            </w:pPr>
+            <w:r>
+              <w:rPr>
+                <w:rFonts w:ascii="Bahij Nazanin" w:hAnsi="Bahij Nazanin"/>
+                <w:color w:val="1E293B"/>
+                <w:sz w:val="19"/>
+              </w:rPr>
+              <w:t>مینه، هجران، جنګ، ننګ، مېړانه، ټولنیز طنز</w:t>
+            </w:r>
+          </w:p>
+        </w:tc>
+        <w:tc>
+          <w:tcPr>
+            <w:tcW w:type="dxa" w:w="1987"/>
+            <w:tcMar>
+              <w:top w:w="80" w:type="dxa"/>
+              <w:bottom w:w="80" w:type="dxa"/>
+              <w:left w:w="100" w:type="dxa"/>
+              <w:right w:w="100" w:type="dxa"/>
+            </w:tcMar>
+            <w:shd w:val="clear" w:color="auto" w:fill="F8FAFC"/>
+          </w:tcPr>
+          <w:p>
+            <w:pPr>
+              <w:jc w:val="right"/>
+              <w:bidi w:val="1"/>
+            </w:pPr>
+            <w:r>
+              <w:rPr>
+                <w:rFonts w:ascii="Bahij Nazanin" w:hAnsi="Bahij Nazanin"/>
+                <w:color w:val="1E293B"/>
+                <w:sz w:val="19"/>
+              </w:rPr>
+              <w:t>په حجرو، کورونو او غرو کې د زړه خالي کول</w:t>
+            </w:r>
+          </w:p>
+        </w:tc>
+        <w:tc>
+          <w:tcPr>
+            <w:tcW w:type="dxa" w:w="1987"/>
+            <w:tcMar>
+              <w:top w:w="80" w:type="dxa"/>
+              <w:bottom w:w="80" w:type="dxa"/>
+              <w:left w:w="100" w:type="dxa"/>
+              <w:right w:w="100" w:type="dxa"/>
+            </w:tcMar>
+            <w:shd w:val="clear" w:color="auto" w:fill="F8FAFC"/>
+          </w:tcPr>
+          <w:p>
+            <w:pPr>
+              <w:jc w:val="right"/>
+              <w:bidi w:val="1"/>
+            </w:pPr>
+            <w:r>
+              <w:rPr>
+                <w:rFonts w:ascii="Bahij Nazanin" w:hAnsi="Bahij Nazanin"/>
+                <w:color w:val="1E293B"/>
+                <w:sz w:val="19"/>
+              </w:rPr>
+              <w:t>*کټ مې د سرو زرو جوړ کړی*</w:t>
+              <w:br/>
+              <w:t>*پاس پرې اودۀ دی د بنګړو شرنګېدلی*</w:t>
+            </w:r>
+          </w:p>
+        </w:tc>
+      </w:tr>
+      <w:tr>
+        <w:tc>
+          <w:tcPr>
+            <w:tcW w:type="dxa" w:w="1987"/>
+            <w:tcMar>
+              <w:top w:w="80" w:type="dxa"/>
+              <w:bottom w:w="80" w:type="dxa"/>
+              <w:left w:w="100" w:type="dxa"/>
+              <w:right w:w="100" w:type="dxa"/>
+            </w:tcMar>
+            <w:shd w:val="clear" w:color="auto" w:fill="FFFFFF"/>
+          </w:tcPr>
+          <w:p>
+            <w:pPr>
+              <w:jc w:val="right"/>
+              <w:bidi w:val="1"/>
+            </w:pPr>
+            <w:r>
+              <w:rPr>
+                <w:rFonts w:ascii="Bahij Nazanin" w:hAnsi="Bahij Nazanin"/>
+                <w:color w:val="1E293B"/>
+                <w:sz w:val="19"/>
+              </w:rPr>
+              <w:t>چاربیته</w:t>
+            </w:r>
+          </w:p>
+        </w:tc>
+        <w:tc>
+          <w:tcPr>
+            <w:tcW w:type="dxa" w:w="1987"/>
+            <w:tcMar>
+              <w:top w:w="80" w:type="dxa"/>
+              <w:bottom w:w="80" w:type="dxa"/>
+              <w:left w:w="100" w:type="dxa"/>
+              <w:right w:w="100" w:type="dxa"/>
+            </w:tcMar>
+            <w:shd w:val="clear" w:color="auto" w:fill="FFFFFF"/>
+          </w:tcPr>
+          <w:p>
+            <w:pPr>
+              <w:jc w:val="right"/>
+              <w:bidi w:val="1"/>
+            </w:pPr>
+            <w:r>
+              <w:rPr>
+                <w:rFonts w:ascii="Bahij Nazanin" w:hAnsi="Bahij Nazanin"/>
+                <w:color w:val="1E293B"/>
+                <w:sz w:val="19"/>
+              </w:rPr>
+              <w:t>لږ تر لږه ۴ بندونه، یو سر او څو پایونه (مستزاد ډوله)</w:t>
+            </w:r>
+          </w:p>
+        </w:tc>
+        <w:tc>
+          <w:tcPr>
+            <w:tcW w:type="dxa" w:w="1987"/>
+            <w:tcMar>
+              <w:top w:w="80" w:type="dxa"/>
+              <w:bottom w:w="80" w:type="dxa"/>
+              <w:left w:w="100" w:type="dxa"/>
+              <w:right w:w="100" w:type="dxa"/>
+            </w:tcMar>
+            <w:shd w:val="clear" w:color="auto" w:fill="FFFFFF"/>
+          </w:tcPr>
+          <w:p>
+            <w:pPr>
+              <w:jc w:val="right"/>
+              <w:bidi w:val="1"/>
+            </w:pPr>
+            <w:r>
+              <w:rPr>
+                <w:rFonts w:ascii="Bahij Nazanin" w:hAnsi="Bahij Nazanin"/>
+                <w:color w:val="1E293B"/>
+                <w:sz w:val="19"/>
+              </w:rPr>
+              <w:t>حماسه، جنګونه، د غازیانو مېړانه، تصوف او مینه</w:t>
+            </w:r>
+          </w:p>
+        </w:tc>
+        <w:tc>
+          <w:tcPr>
+            <w:tcW w:type="dxa" w:w="1987"/>
+            <w:tcMar>
+              <w:top w:w="80" w:type="dxa"/>
+              <w:bottom w:w="80" w:type="dxa"/>
+              <w:left w:w="100" w:type="dxa"/>
+              <w:right w:w="100" w:type="dxa"/>
+            </w:tcMar>
+            <w:shd w:val="clear" w:color="auto" w:fill="FFFFFF"/>
+          </w:tcPr>
+          <w:p>
+            <w:pPr>
+              <w:jc w:val="right"/>
+              <w:bidi w:val="1"/>
+            </w:pPr>
+            <w:r>
+              <w:rPr>
+                <w:rFonts w:ascii="Bahij Nazanin" w:hAnsi="Bahij Nazanin"/>
+                <w:color w:val="1E293B"/>
+                <w:sz w:val="19"/>
+              </w:rPr>
+              <w:t>له منګي او رباب سره په حجرو کې ویل کېږي</w:t>
+            </w:r>
+          </w:p>
+        </w:tc>
+        <w:tc>
+          <w:tcPr>
+            <w:tcW w:type="dxa" w:w="1987"/>
+            <w:tcMar>
+              <w:top w:w="80" w:type="dxa"/>
+              <w:bottom w:w="80" w:type="dxa"/>
+              <w:left w:w="100" w:type="dxa"/>
+              <w:right w:w="100" w:type="dxa"/>
+            </w:tcMar>
+            <w:shd w:val="clear" w:color="auto" w:fill="FFFFFF"/>
+          </w:tcPr>
+          <w:p>
+            <w:pPr>
+              <w:jc w:val="right"/>
+              <w:bidi w:val="1"/>
+            </w:pPr>
+            <w:r>
+              <w:rPr>
+                <w:rFonts w:ascii="Bahij Nazanin" w:hAnsi="Bahij Nazanin"/>
+                <w:color w:val="1E293B"/>
+                <w:sz w:val="19"/>
+              </w:rPr>
+              <w:t>*توره چې تېره شوه په جنګ کښې*</w:t>
+              <w:br/>
+              <w:t>*غازیان راووتل په ډګر کښې*</w:t>
+            </w:r>
+          </w:p>
+        </w:tc>
+      </w:tr>
+      <w:tr>
+        <w:tc>
+          <w:tcPr>
+            <w:tcW w:type="dxa" w:w="1987"/>
+            <w:tcMar>
+              <w:top w:w="80" w:type="dxa"/>
+              <w:bottom w:w="80" w:type="dxa"/>
+              <w:left w:w="100" w:type="dxa"/>
+              <w:right w:w="100" w:type="dxa"/>
+            </w:tcMar>
+            <w:shd w:val="clear" w:color="auto" w:fill="F8FAFC"/>
+          </w:tcPr>
+          <w:p>
+            <w:pPr>
+              <w:jc w:val="right"/>
+              <w:bidi w:val="1"/>
+            </w:pPr>
+            <w:r>
+              <w:rPr>
+                <w:rFonts w:ascii="Bahij Nazanin" w:hAnsi="Bahij Nazanin"/>
+                <w:color w:val="1E293B"/>
+                <w:sz w:val="19"/>
+              </w:rPr>
+              <w:t>بدله</w:t>
+            </w:r>
+          </w:p>
+        </w:tc>
+        <w:tc>
+          <w:tcPr>
+            <w:tcW w:type="dxa" w:w="1987"/>
+            <w:tcMar>
+              <w:top w:w="80" w:type="dxa"/>
+              <w:bottom w:w="80" w:type="dxa"/>
+              <w:left w:w="100" w:type="dxa"/>
+              <w:right w:w="100" w:type="dxa"/>
+            </w:tcMar>
+            <w:shd w:val="clear" w:color="auto" w:fill="F8FAFC"/>
+          </w:tcPr>
+          <w:p>
+            <w:pPr>
+              <w:jc w:val="right"/>
+              <w:bidi w:val="1"/>
+            </w:pPr>
+            <w:r>
+              <w:rPr>
+                <w:rFonts w:ascii="Bahij Nazanin" w:hAnsi="Bahij Nazanin"/>
+                <w:color w:val="1E293B"/>
+                <w:sz w:val="19"/>
+              </w:rPr>
+              <w:t>اوږده منظومه مثنوي، یوشان قافیه او ردیف</w:t>
+            </w:r>
+          </w:p>
+        </w:tc>
+        <w:tc>
+          <w:tcPr>
+            <w:tcW w:type="dxa" w:w="1987"/>
+            <w:tcMar>
+              <w:top w:w="80" w:type="dxa"/>
+              <w:bottom w:w="80" w:type="dxa"/>
+              <w:left w:w="100" w:type="dxa"/>
+              <w:right w:w="100" w:type="dxa"/>
+            </w:tcMar>
+            <w:shd w:val="clear" w:color="auto" w:fill="F8FAFC"/>
+          </w:tcPr>
+          <w:p>
+            <w:pPr>
+              <w:jc w:val="right"/>
+              <w:bidi w:val="1"/>
+            </w:pPr>
+            <w:r>
+              <w:rPr>
+                <w:rFonts w:ascii="Bahij Nazanin" w:hAnsi="Bahij Nazanin"/>
+                <w:color w:val="1E293B"/>
+                <w:sz w:val="19"/>
+              </w:rPr>
+              <w:t>رومانتيکې او حماسي قېصې (ادم خان، مومن خان)</w:t>
+            </w:r>
+          </w:p>
+        </w:tc>
+        <w:tc>
+          <w:tcPr>
+            <w:tcW w:type="dxa" w:w="1987"/>
+            <w:tcMar>
+              <w:top w:w="80" w:type="dxa"/>
+              <w:bottom w:w="80" w:type="dxa"/>
+              <w:left w:w="100" w:type="dxa"/>
+              <w:right w:w="100" w:type="dxa"/>
+            </w:tcMar>
+            <w:shd w:val="clear" w:color="auto" w:fill="F8FAFC"/>
+          </w:tcPr>
+          <w:p>
+            <w:pPr>
+              <w:jc w:val="right"/>
+              <w:bidi w:val="1"/>
+            </w:pPr>
+            <w:r>
+              <w:rPr>
+                <w:rFonts w:ascii="Bahij Nazanin" w:hAnsi="Bahij Nazanin"/>
+                <w:color w:val="1E293B"/>
+                <w:sz w:val="19"/>
+              </w:rPr>
+              <w:t>په ژمي کې په حجرو کې د شپې تر ناوخته ویل</w:t>
+            </w:r>
+          </w:p>
+        </w:tc>
+        <w:tc>
+          <w:tcPr>
+            <w:tcW w:type="dxa" w:w="1987"/>
+            <w:tcMar>
+              <w:top w:w="80" w:type="dxa"/>
+              <w:bottom w:w="80" w:type="dxa"/>
+              <w:left w:w="100" w:type="dxa"/>
+              <w:right w:w="100" w:type="dxa"/>
+            </w:tcMar>
+            <w:shd w:val="clear" w:color="auto" w:fill="F8FAFC"/>
+          </w:tcPr>
+          <w:p>
+            <w:pPr>
+              <w:jc w:val="right"/>
+              <w:bidi w:val="1"/>
+            </w:pPr>
+            <w:r>
+              <w:rPr>
+                <w:rFonts w:ascii="Bahij Nazanin" w:hAnsi="Bahij Nazanin"/>
+                <w:color w:val="1E293B"/>
+                <w:sz w:val="19"/>
+              </w:rPr>
+              <w:t>*واوره احوال د ادم خان*</w:t>
+              <w:br/>
+              <w:t>*چې په درخانۍ شو سرګردان*</w:t>
+            </w:r>
+          </w:p>
+        </w:tc>
+      </w:tr>
+      <w:tr>
+        <w:tc>
+          <w:tcPr>
+            <w:tcW w:type="dxa" w:w="1987"/>
+            <w:tcMar>
+              <w:top w:w="80" w:type="dxa"/>
+              <w:bottom w:w="80" w:type="dxa"/>
+              <w:left w:w="100" w:type="dxa"/>
+              <w:right w:w="100" w:type="dxa"/>
+            </w:tcMar>
+            <w:shd w:val="clear" w:color="auto" w:fill="FFFFFF"/>
+          </w:tcPr>
+          <w:p>
+            <w:pPr>
+              <w:jc w:val="right"/>
+              <w:bidi w:val="1"/>
+            </w:pPr>
+            <w:r>
+              <w:rPr>
+                <w:rFonts w:ascii="Bahij Nazanin" w:hAnsi="Bahij Nazanin"/>
+                <w:color w:val="1E293B"/>
+                <w:sz w:val="19"/>
+              </w:rPr>
+              <w:t>متل (Matal)</w:t>
+            </w:r>
+          </w:p>
+        </w:tc>
+        <w:tc>
+          <w:tcPr>
+            <w:tcW w:type="dxa" w:w="1987"/>
+            <w:tcMar>
+              <w:top w:w="80" w:type="dxa"/>
+              <w:bottom w:w="80" w:type="dxa"/>
+              <w:left w:w="100" w:type="dxa"/>
+              <w:right w:w="100" w:type="dxa"/>
+            </w:tcMar>
+            <w:shd w:val="clear" w:color="auto" w:fill="FFFFFF"/>
+          </w:tcPr>
+          <w:p>
+            <w:pPr>
+              <w:jc w:val="right"/>
+              <w:bidi w:val="1"/>
+            </w:pPr>
+            <w:r>
+              <w:rPr>
+                <w:rFonts w:ascii="Bahij Nazanin" w:hAnsi="Bahij Nazanin"/>
+                <w:color w:val="1E293B"/>
+                <w:sz w:val="19"/>
+              </w:rPr>
+              <w:t>لنډه، نغښتې، مسجعه او باحکمته نثري یا نظمي جمله</w:t>
+            </w:r>
+          </w:p>
+        </w:tc>
+        <w:tc>
+          <w:tcPr>
+            <w:tcW w:type="dxa" w:w="1987"/>
+            <w:tcMar>
+              <w:top w:w="80" w:type="dxa"/>
+              <w:bottom w:w="80" w:type="dxa"/>
+              <w:left w:w="100" w:type="dxa"/>
+              <w:right w:w="100" w:type="dxa"/>
+            </w:tcMar>
+            <w:shd w:val="clear" w:color="auto" w:fill="FFFFFF"/>
+          </w:tcPr>
+          <w:p>
+            <w:pPr>
+              <w:jc w:val="right"/>
+              <w:bidi w:val="1"/>
+            </w:pPr>
+            <w:r>
+              <w:rPr>
+                <w:rFonts w:ascii="Bahij Nazanin" w:hAnsi="Bahij Nazanin"/>
+                <w:color w:val="1E293B"/>
+                <w:sz w:val="19"/>
+              </w:rPr>
+              <w:t>ټولنیزه تجربه، قضاوت، اخلاق، پند او عبرت</w:t>
+            </w:r>
+          </w:p>
+        </w:tc>
+        <w:tc>
+          <w:tcPr>
+            <w:tcW w:type="dxa" w:w="1987"/>
+            <w:tcMar>
+              <w:top w:w="80" w:type="dxa"/>
+              <w:bottom w:w="80" w:type="dxa"/>
+              <w:left w:w="100" w:type="dxa"/>
+              <w:right w:w="100" w:type="dxa"/>
+            </w:tcMar>
+            <w:shd w:val="clear" w:color="auto" w:fill="FFFFFF"/>
+          </w:tcPr>
+          <w:p>
+            <w:pPr>
+              <w:jc w:val="right"/>
+              <w:bidi w:val="1"/>
+            </w:pPr>
+            <w:r>
+              <w:rPr>
+                <w:rFonts w:ascii="Bahij Nazanin" w:hAnsi="Bahij Nazanin"/>
+                <w:color w:val="1E293B"/>
+                <w:sz w:val="19"/>
+              </w:rPr>
+              <w:t>په جرګو او خبرو کې د استدلال پرېکنده ثبوت</w:t>
+            </w:r>
+          </w:p>
+        </w:tc>
+        <w:tc>
+          <w:tcPr>
+            <w:tcW w:type="dxa" w:w="1987"/>
+            <w:tcMar>
+              <w:top w:w="80" w:type="dxa"/>
+              <w:bottom w:w="80" w:type="dxa"/>
+              <w:left w:w="100" w:type="dxa"/>
+              <w:right w:w="100" w:type="dxa"/>
+            </w:tcMar>
+            <w:shd w:val="clear" w:color="auto" w:fill="FFFFFF"/>
+          </w:tcPr>
+          <w:p>
+            <w:pPr>
+              <w:jc w:val="right"/>
+              <w:bidi w:val="1"/>
+            </w:pPr>
+            <w:r>
+              <w:rPr>
+                <w:rFonts w:ascii="Bahij Nazanin" w:hAnsi="Bahij Nazanin"/>
+                <w:color w:val="1E293B"/>
+                <w:sz w:val="19"/>
+              </w:rPr>
+              <w:t>*چې سر ژوندی وي، خولۍ ډېرې دي*</w:t>
+              <w:br/>
+              <w:t>*خپل عمل د لارې مل*</w:t>
+            </w:r>
+          </w:p>
+        </w:tc>
+      </w:tr>
+      <w:tr>
+        <w:tc>
+          <w:tcPr>
+            <w:tcW w:type="dxa" w:w="1987"/>
+            <w:tcMar>
+              <w:top w:w="80" w:type="dxa"/>
+              <w:bottom w:w="80" w:type="dxa"/>
+              <w:left w:w="100" w:type="dxa"/>
+              <w:right w:w="100" w:type="dxa"/>
+            </w:tcMar>
+            <w:shd w:val="clear" w:color="auto" w:fill="F8FAFC"/>
+          </w:tcPr>
+          <w:p>
+            <w:pPr>
+              <w:jc w:val="right"/>
+              <w:bidi w:val="1"/>
+            </w:pPr>
+            <w:r>
+              <w:rPr>
+                <w:rFonts w:ascii="Bahij Nazanin" w:hAnsi="Bahij Nazanin"/>
+                <w:color w:val="1E293B"/>
+                <w:sz w:val="19"/>
+              </w:rPr>
+              <w:t>اولسي قېصې</w:t>
+            </w:r>
+          </w:p>
+        </w:tc>
+        <w:tc>
+          <w:tcPr>
+            <w:tcW w:type="dxa" w:w="1987"/>
+            <w:tcMar>
+              <w:top w:w="80" w:type="dxa"/>
+              <w:bottom w:w="80" w:type="dxa"/>
+              <w:left w:w="100" w:type="dxa"/>
+              <w:right w:w="100" w:type="dxa"/>
+            </w:tcMar>
+            <w:shd w:val="clear" w:color="auto" w:fill="F8FAFC"/>
+          </w:tcPr>
+          <w:p>
+            <w:pPr>
+              <w:jc w:val="right"/>
+              <w:bidi w:val="1"/>
+            </w:pPr>
+            <w:r>
+              <w:rPr>
+                <w:rFonts w:ascii="Bahij Nazanin" w:hAnsi="Bahij Nazanin"/>
+                <w:color w:val="1E293B"/>
+                <w:sz w:val="19"/>
+              </w:rPr>
+              <w:t>اوږد شفاهي نثر، ساده ژبه، تمثیلي کرکټرونه</w:t>
+            </w:r>
+          </w:p>
+        </w:tc>
+        <w:tc>
+          <w:tcPr>
+            <w:tcW w:type="dxa" w:w="1987"/>
+            <w:tcMar>
+              <w:top w:w="80" w:type="dxa"/>
+              <w:bottom w:w="80" w:type="dxa"/>
+              <w:left w:w="100" w:type="dxa"/>
+              <w:right w:w="100" w:type="dxa"/>
+            </w:tcMar>
+            <w:shd w:val="clear" w:color="auto" w:fill="F8FAFC"/>
+          </w:tcPr>
+          <w:p>
+            <w:pPr>
+              <w:jc w:val="right"/>
+              <w:bidi w:val="1"/>
+            </w:pPr>
+            <w:r>
+              <w:rPr>
+                <w:rFonts w:ascii="Bahij Nazanin" w:hAnsi="Bahij Nazanin"/>
+                <w:color w:val="1E293B"/>
+                <w:sz w:val="19"/>
+              </w:rPr>
+              <w:t>مینه، مېړانه، بلاګانې، اخلاقي درسونه</w:t>
+            </w:r>
+          </w:p>
+        </w:tc>
+        <w:tc>
+          <w:tcPr>
+            <w:tcW w:type="dxa" w:w="1987"/>
+            <w:tcMar>
+              <w:top w:w="80" w:type="dxa"/>
+              <w:bottom w:w="80" w:type="dxa"/>
+              <w:left w:w="100" w:type="dxa"/>
+              <w:right w:w="100" w:type="dxa"/>
+            </w:tcMar>
+            <w:shd w:val="clear" w:color="auto" w:fill="F8FAFC"/>
+          </w:tcPr>
+          <w:p>
+            <w:pPr>
+              <w:jc w:val="right"/>
+              <w:bidi w:val="1"/>
+            </w:pPr>
+            <w:r>
+              <w:rPr>
+                <w:rFonts w:ascii="Bahij Nazanin" w:hAnsi="Bahij Nazanin"/>
+                <w:color w:val="1E293B"/>
+                <w:sz w:val="19"/>
+              </w:rPr>
+              <w:t>د ژبې د سوچه کلماتو او تاریخ ساتنه</w:t>
+            </w:r>
+          </w:p>
+        </w:tc>
+        <w:tc>
+          <w:tcPr>
+            <w:tcW w:type="dxa" w:w="1987"/>
+            <w:tcMar>
+              <w:top w:w="80" w:type="dxa"/>
+              <w:bottom w:w="80" w:type="dxa"/>
+              <w:left w:w="100" w:type="dxa"/>
+              <w:right w:w="100" w:type="dxa"/>
+            </w:tcMar>
+            <w:shd w:val="clear" w:color="auto" w:fill="F8FAFC"/>
+          </w:tcPr>
+          <w:p>
+            <w:pPr>
+              <w:jc w:val="right"/>
+              <w:bidi w:val="1"/>
+            </w:pPr>
+            <w:r>
+              <w:rPr>
+                <w:rFonts w:ascii="Bahij Nazanin" w:hAnsi="Bahij Nazanin"/>
+                <w:color w:val="1E293B"/>
+                <w:sz w:val="19"/>
+              </w:rPr>
+              <w:t>*دلی او شهۍ، فتح خان، ګل او صنوبر*</w:t>
+            </w:r>
+          </w:p>
+        </w:tc>
+      </w:tr>
+    </w:tbl>
+    <w:p>
+      <w:pPr>
+        <w:spacing w:after="80"/>
+      </w:pPr>
     </w:p>
     <w:p>
       <w:pPr>
@@ -1145,6 +2495,817 @@
         <w:t>💬 د پوهانو او څېړونکو مستند اقوال (Academic Quotation Bank)</w:t>
       </w:r>
     </w:p>
+    <w:tbl>
+      <w:tblPr>
+        <w:tblW w:type="auto" w:w="0"/>
+        <w:jc w:val="center"/>
+        <w:tblLayout w:type="fixed"/>
+        <w:tblLook w:firstColumn="1" w:firstRow="1" w:lastColumn="0" w:lastRow="0" w:noHBand="0" w:noVBand="1" w:val="04A0"/>
+      </w:tblPr>
+      <w:tblGrid>
+        <w:gridCol w:w="1987"/>
+        <w:gridCol w:w="1987"/>
+        <w:gridCol w:w="1987"/>
+        <w:gridCol w:w="1987"/>
+        <w:gridCol w:w="1987"/>
+      </w:tblGrid>
+      <w:tr>
+        <w:tc>
+          <w:tcPr>
+            <w:tcW w:type="dxa" w:w="1987"/>
+            <w:tcMar>
+              <w:top w:w="80" w:type="dxa"/>
+              <w:bottom w:w="80" w:type="dxa"/>
+              <w:left w:w="100" w:type="dxa"/>
+              <w:right w:w="100" w:type="dxa"/>
+            </w:tcMar>
+            <w:shd w:val="clear" w:color="auto" w:fill="0E2B50"/>
+          </w:tcPr>
+          <w:p>
+            <w:pPr>
+              <w:jc w:val="left"/>
+            </w:pPr>
+            <w:r>
+              <w:rPr>
+                <w:rFonts w:ascii="Calibri" w:hAnsi="Calibri"/>
+                <w:b/>
+                <w:color w:val="FFFFFF"/>
+                <w:sz w:val="19"/>
+              </w:rPr>
+              <w:t>#</w:t>
+            </w:r>
+          </w:p>
+        </w:tc>
+        <w:tc>
+          <w:tcPr>
+            <w:tcW w:type="dxa" w:w="1987"/>
+            <w:tcMar>
+              <w:top w:w="80" w:type="dxa"/>
+              <w:bottom w:w="80" w:type="dxa"/>
+              <w:left w:w="100" w:type="dxa"/>
+              <w:right w:w="100" w:type="dxa"/>
+            </w:tcMar>
+            <w:shd w:val="clear" w:color="auto" w:fill="0E2B50"/>
+          </w:tcPr>
+          <w:p>
+            <w:pPr>
+              <w:jc w:val="right"/>
+              <w:bidi w:val="1"/>
+            </w:pPr>
+            <w:r>
+              <w:rPr>
+                <w:rFonts w:ascii="Bahij Nazanin" w:hAnsi="Bahij Nazanin"/>
+                <w:b/>
+                <w:color w:val="FFFFFF"/>
+                <w:sz w:val="19"/>
+              </w:rPr>
+              <w:t>محقق / فولکلور پوه</w:t>
+            </w:r>
+          </w:p>
+        </w:tc>
+        <w:tc>
+          <w:tcPr>
+            <w:tcW w:type="dxa" w:w="1987"/>
+            <w:tcMar>
+              <w:top w:w="80" w:type="dxa"/>
+              <w:bottom w:w="80" w:type="dxa"/>
+              <w:left w:w="100" w:type="dxa"/>
+              <w:right w:w="100" w:type="dxa"/>
+            </w:tcMar>
+            <w:shd w:val="clear" w:color="auto" w:fill="0E2B50"/>
+          </w:tcPr>
+          <w:p>
+            <w:pPr>
+              <w:jc w:val="right"/>
+              <w:bidi w:val="1"/>
+            </w:pPr>
+            <w:r>
+              <w:rPr>
+                <w:rFonts w:ascii="Bahij Nazanin" w:hAnsi="Bahij Nazanin"/>
+                <w:b/>
+                <w:color w:val="FFFFFF"/>
+                <w:sz w:val="19"/>
+              </w:rPr>
+              <w:t>اثر او کال</w:t>
+            </w:r>
+          </w:p>
+        </w:tc>
+        <w:tc>
+          <w:tcPr>
+            <w:tcW w:type="dxa" w:w="1987"/>
+            <w:tcMar>
+              <w:top w:w="80" w:type="dxa"/>
+              <w:bottom w:w="80" w:type="dxa"/>
+              <w:left w:w="100" w:type="dxa"/>
+              <w:right w:w="100" w:type="dxa"/>
+            </w:tcMar>
+            <w:shd w:val="clear" w:color="auto" w:fill="0E2B50"/>
+          </w:tcPr>
+          <w:p>
+            <w:pPr>
+              <w:jc w:val="right"/>
+              <w:bidi w:val="1"/>
+            </w:pPr>
+            <w:r>
+              <w:rPr>
+                <w:rFonts w:ascii="Bahij Nazanin" w:hAnsi="Bahij Nazanin"/>
+                <w:b/>
+                <w:color w:val="FFFFFF"/>
+                <w:sz w:val="19"/>
+              </w:rPr>
+              <w:t>مستند قول (Verbatim Quote)</w:t>
+            </w:r>
+          </w:p>
+        </w:tc>
+        <w:tc>
+          <w:tcPr>
+            <w:tcW w:type="dxa" w:w="1987"/>
+            <w:tcMar>
+              <w:top w:w="80" w:type="dxa"/>
+              <w:bottom w:w="80" w:type="dxa"/>
+              <w:left w:w="100" w:type="dxa"/>
+              <w:right w:w="100" w:type="dxa"/>
+            </w:tcMar>
+            <w:shd w:val="clear" w:color="auto" w:fill="0E2B50"/>
+          </w:tcPr>
+          <w:p>
+            <w:pPr>
+              <w:jc w:val="right"/>
+              <w:bidi w:val="1"/>
+            </w:pPr>
+            <w:r>
+              <w:rPr>
+                <w:rFonts w:ascii="Bahij Nazanin" w:hAnsi="Bahij Nazanin"/>
+                <w:b/>
+                <w:color w:val="FFFFFF"/>
+                <w:sz w:val="19"/>
+              </w:rPr>
+              <w:t>امتحاني افاده</w:t>
+            </w:r>
+          </w:p>
+        </w:tc>
+      </w:tr>
+      <w:tr>
+        <w:tc>
+          <w:tcPr>
+            <w:tcW w:type="dxa" w:w="1987"/>
+            <w:tcMar>
+              <w:top w:w="80" w:type="dxa"/>
+              <w:bottom w:w="80" w:type="dxa"/>
+              <w:left w:w="100" w:type="dxa"/>
+              <w:right w:w="100" w:type="dxa"/>
+            </w:tcMar>
+            <w:shd w:val="clear" w:color="auto" w:fill="F8FAFC"/>
+          </w:tcPr>
+          <w:p>
+            <w:pPr>
+              <w:jc w:val="left"/>
+            </w:pPr>
+            <w:r>
+              <w:rPr>
+                <w:rFonts w:ascii="Calibri" w:hAnsi="Calibri"/>
+                <w:color w:val="1E293B"/>
+                <w:sz w:val="19"/>
+              </w:rPr>
+              <w:t>1</w:t>
+            </w:r>
+          </w:p>
+        </w:tc>
+        <w:tc>
+          <w:tcPr>
+            <w:tcW w:type="dxa" w:w="1987"/>
+            <w:tcMar>
+              <w:top w:w="80" w:type="dxa"/>
+              <w:bottom w:w="80" w:type="dxa"/>
+              <w:left w:w="100" w:type="dxa"/>
+              <w:right w:w="100" w:type="dxa"/>
+            </w:tcMar>
+            <w:shd w:val="clear" w:color="auto" w:fill="F8FAFC"/>
+          </w:tcPr>
+          <w:p>
+            <w:pPr>
+              <w:jc w:val="right"/>
+              <w:bidi w:val="1"/>
+            </w:pPr>
+            <w:r>
+              <w:rPr>
+                <w:rFonts w:ascii="Bahij Nazanin" w:hAnsi="Bahij Nazanin"/>
+                <w:color w:val="1E293B"/>
+                <w:sz w:val="19"/>
+              </w:rPr>
+              <w:t>پوهاند عبدالحی حبیبي</w:t>
+            </w:r>
+          </w:p>
+        </w:tc>
+        <w:tc>
+          <w:tcPr>
+            <w:tcW w:type="dxa" w:w="1987"/>
+            <w:tcMar>
+              <w:top w:w="80" w:type="dxa"/>
+              <w:bottom w:w="80" w:type="dxa"/>
+              <w:left w:w="100" w:type="dxa"/>
+              <w:right w:w="100" w:type="dxa"/>
+            </w:tcMar>
+            <w:shd w:val="clear" w:color="auto" w:fill="F8FAFC"/>
+          </w:tcPr>
+          <w:p>
+            <w:pPr>
+              <w:jc w:val="right"/>
+              <w:bidi w:val="1"/>
+            </w:pPr>
+            <w:r>
+              <w:rPr>
+                <w:rFonts w:ascii="Bahij Nazanin" w:hAnsi="Bahij Nazanin"/>
+                <w:color w:val="1E293B"/>
+                <w:sz w:val="19"/>
+              </w:rPr>
+              <w:t>*د پښتو ادبیاتو تاریخ (۱۹۶۸)*</w:t>
+            </w:r>
+          </w:p>
+        </w:tc>
+        <w:tc>
+          <w:tcPr>
+            <w:tcW w:type="dxa" w:w="1987"/>
+            <w:tcMar>
+              <w:top w:w="80" w:type="dxa"/>
+              <w:bottom w:w="80" w:type="dxa"/>
+              <w:left w:w="100" w:type="dxa"/>
+              <w:right w:w="100" w:type="dxa"/>
+            </w:tcMar>
+            <w:shd w:val="clear" w:color="auto" w:fill="F8FAFC"/>
+          </w:tcPr>
+          <w:p>
+            <w:pPr>
+              <w:jc w:val="right"/>
+              <w:bidi w:val="1"/>
+            </w:pPr>
+            <w:r>
+              <w:rPr>
+                <w:rFonts w:ascii="Bahij Nazanin" w:hAnsi="Bahij Nazanin"/>
+                <w:color w:val="1E293B"/>
+                <w:sz w:val="19"/>
+              </w:rPr>
+              <w:t>«ټپه د پښتو ژبې هغه طبعي الهام دی چې نه یې پیل مالوم دی او نه پای؛ دا د پښتون فطرت د زړه درزا ده۔»</w:t>
+            </w:r>
+          </w:p>
+        </w:tc>
+        <w:tc>
+          <w:tcPr>
+            <w:tcW w:type="dxa" w:w="1987"/>
+            <w:tcMar>
+              <w:top w:w="80" w:type="dxa"/>
+              <w:bottom w:w="80" w:type="dxa"/>
+              <w:left w:w="100" w:type="dxa"/>
+              <w:right w:w="100" w:type="dxa"/>
+            </w:tcMar>
+            <w:shd w:val="clear" w:color="auto" w:fill="F8FAFC"/>
+          </w:tcPr>
+          <w:p>
+            <w:pPr>
+              <w:jc w:val="right"/>
+              <w:bidi w:val="1"/>
+            </w:pPr>
+            <w:r>
+              <w:rPr>
+                <w:rFonts w:ascii="Bahij Nazanin" w:hAnsi="Bahij Nazanin"/>
+                <w:color w:val="1E293B"/>
+                <w:sz w:val="19"/>
+              </w:rPr>
+              <w:t>د ټپې د قدامت او فطري جوړښت په بیان کې۔</w:t>
+            </w:r>
+          </w:p>
+        </w:tc>
+      </w:tr>
+      <w:tr>
+        <w:tc>
+          <w:tcPr>
+            <w:tcW w:type="dxa" w:w="1987"/>
+            <w:tcMar>
+              <w:top w:w="80" w:type="dxa"/>
+              <w:bottom w:w="80" w:type="dxa"/>
+              <w:left w:w="100" w:type="dxa"/>
+              <w:right w:w="100" w:type="dxa"/>
+            </w:tcMar>
+            <w:shd w:val="clear" w:color="auto" w:fill="FFFFFF"/>
+          </w:tcPr>
+          <w:p>
+            <w:pPr>
+              <w:jc w:val="left"/>
+            </w:pPr>
+            <w:r>
+              <w:rPr>
+                <w:rFonts w:ascii="Calibri" w:hAnsi="Calibri"/>
+                <w:color w:val="1E293B"/>
+                <w:sz w:val="19"/>
+              </w:rPr>
+              <w:t>2</w:t>
+            </w:r>
+          </w:p>
+        </w:tc>
+        <w:tc>
+          <w:tcPr>
+            <w:tcW w:type="dxa" w:w="1987"/>
+            <w:tcMar>
+              <w:top w:w="80" w:type="dxa"/>
+              <w:bottom w:w="80" w:type="dxa"/>
+              <w:left w:w="100" w:type="dxa"/>
+              <w:right w:w="100" w:type="dxa"/>
+            </w:tcMar>
+            <w:shd w:val="clear" w:color="auto" w:fill="FFFFFF"/>
+          </w:tcPr>
+          <w:p>
+            <w:pPr>
+              <w:jc w:val="right"/>
+              <w:bidi w:val="1"/>
+            </w:pPr>
+            <w:r>
+              <w:rPr>
+                <w:rFonts w:ascii="Bahij Nazanin" w:hAnsi="Bahij Nazanin"/>
+                <w:color w:val="1E293B"/>
+                <w:sz w:val="19"/>
+              </w:rPr>
+              <w:t>پروفیسور پرېشان خټک</w:t>
+            </w:r>
+          </w:p>
+        </w:tc>
+        <w:tc>
+          <w:tcPr>
+            <w:tcW w:type="dxa" w:w="1987"/>
+            <w:tcMar>
+              <w:top w:w="80" w:type="dxa"/>
+              <w:bottom w:w="80" w:type="dxa"/>
+              <w:left w:w="100" w:type="dxa"/>
+              <w:right w:w="100" w:type="dxa"/>
+            </w:tcMar>
+            <w:shd w:val="clear" w:color="auto" w:fill="FFFFFF"/>
+          </w:tcPr>
+          <w:p>
+            <w:pPr>
+              <w:jc w:val="right"/>
+              <w:bidi w:val="1"/>
+            </w:pPr>
+            <w:r>
+              <w:rPr>
+                <w:rFonts w:ascii="Bahij Nazanin" w:hAnsi="Bahij Nazanin"/>
+                <w:color w:val="1E293B"/>
+                <w:sz w:val="19"/>
+              </w:rPr>
+              <w:t>*پښتون کلتور او اولسي ادب (۱۹۸۱)*</w:t>
+            </w:r>
+          </w:p>
+        </w:tc>
+        <w:tc>
+          <w:tcPr>
+            <w:tcW w:type="dxa" w:w="1987"/>
+            <w:tcMar>
+              <w:top w:w="80" w:type="dxa"/>
+              <w:bottom w:w="80" w:type="dxa"/>
+              <w:left w:w="100" w:type="dxa"/>
+              <w:right w:w="100" w:type="dxa"/>
+            </w:tcMar>
+            <w:shd w:val="clear" w:color="auto" w:fill="FFFFFF"/>
+          </w:tcPr>
+          <w:p>
+            <w:pPr>
+              <w:jc w:val="right"/>
+              <w:bidi w:val="1"/>
+            </w:pPr>
+            <w:r>
+              <w:rPr>
+                <w:rFonts w:ascii="Bahij Nazanin" w:hAnsi="Bahij Nazanin"/>
+                <w:color w:val="1E293B"/>
+                <w:sz w:val="19"/>
+              </w:rPr>
+              <w:t>«اولسي ادب د پښتونوالۍ نامکتوب دستور دی؛ که څوک غواړي پښتون وپېژني، هغه باید د ده په ټپو او چاربیتو کې د هغه روح وپلټي۔»</w:t>
+            </w:r>
+          </w:p>
+        </w:tc>
+        <w:tc>
+          <w:tcPr>
+            <w:tcW w:type="dxa" w:w="1987"/>
+            <w:tcMar>
+              <w:top w:w="80" w:type="dxa"/>
+              <w:bottom w:w="80" w:type="dxa"/>
+              <w:left w:w="100" w:type="dxa"/>
+              <w:right w:w="100" w:type="dxa"/>
+            </w:tcMar>
+            <w:shd w:val="clear" w:color="auto" w:fill="FFFFFF"/>
+          </w:tcPr>
+          <w:p>
+            <w:pPr>
+              <w:jc w:val="right"/>
+              <w:bidi w:val="1"/>
+            </w:pPr>
+            <w:r>
+              <w:rPr>
+                <w:rFonts w:ascii="Bahij Nazanin" w:hAnsi="Bahij Nazanin"/>
+                <w:color w:val="1E293B"/>
+                <w:sz w:val="19"/>
+              </w:rPr>
+              <w:t>د پښتونوالۍ او کلتوري کوډکس په اثبات کې۔</w:t>
+            </w:r>
+          </w:p>
+        </w:tc>
+      </w:tr>
+      <w:tr>
+        <w:tc>
+          <w:tcPr>
+            <w:tcW w:type="dxa" w:w="1987"/>
+            <w:tcMar>
+              <w:top w:w="80" w:type="dxa"/>
+              <w:bottom w:w="80" w:type="dxa"/>
+              <w:left w:w="100" w:type="dxa"/>
+              <w:right w:w="100" w:type="dxa"/>
+            </w:tcMar>
+            <w:shd w:val="clear" w:color="auto" w:fill="F8FAFC"/>
+          </w:tcPr>
+          <w:p>
+            <w:pPr>
+              <w:jc w:val="left"/>
+            </w:pPr>
+            <w:r>
+              <w:rPr>
+                <w:rFonts w:ascii="Calibri" w:hAnsi="Calibri"/>
+                <w:color w:val="1E293B"/>
+                <w:sz w:val="19"/>
+              </w:rPr>
+              <w:t>3</w:t>
+            </w:r>
+          </w:p>
+        </w:tc>
+        <w:tc>
+          <w:tcPr>
+            <w:tcW w:type="dxa" w:w="1987"/>
+            <w:tcMar>
+              <w:top w:w="80" w:type="dxa"/>
+              <w:bottom w:w="80" w:type="dxa"/>
+              <w:left w:w="100" w:type="dxa"/>
+              <w:right w:w="100" w:type="dxa"/>
+            </w:tcMar>
+            <w:shd w:val="clear" w:color="auto" w:fill="F8FAFC"/>
+          </w:tcPr>
+          <w:p>
+            <w:pPr>
+              <w:jc w:val="right"/>
+              <w:bidi w:val="1"/>
+            </w:pPr>
+            <w:r>
+              <w:rPr>
+                <w:rFonts w:ascii="Bahij Nazanin" w:hAnsi="Bahij Nazanin"/>
+                <w:color w:val="1E293B"/>
+                <w:sz w:val="19"/>
+              </w:rPr>
+              <w:t>ډاکټر راج ولي شاه خټک</w:t>
+            </w:r>
+          </w:p>
+        </w:tc>
+        <w:tc>
+          <w:tcPr>
+            <w:tcW w:type="dxa" w:w="1987"/>
+            <w:tcMar>
+              <w:top w:w="80" w:type="dxa"/>
+              <w:bottom w:w="80" w:type="dxa"/>
+              <w:left w:w="100" w:type="dxa"/>
+              <w:right w:w="100" w:type="dxa"/>
+            </w:tcMar>
+            <w:shd w:val="clear" w:color="auto" w:fill="F8FAFC"/>
+          </w:tcPr>
+          <w:p>
+            <w:pPr>
+              <w:jc w:val="right"/>
+              <w:bidi w:val="1"/>
+            </w:pPr>
+            <w:r>
+              <w:rPr>
+                <w:rFonts w:ascii="Bahij Nazanin" w:hAnsi="Bahij Nazanin"/>
+                <w:color w:val="1E293B"/>
+                <w:sz w:val="19"/>
+              </w:rPr>
+              <w:t>*د پښتو اصنافو تاریخ (۲۰۰۴)*</w:t>
+            </w:r>
+          </w:p>
+        </w:tc>
+        <w:tc>
+          <w:tcPr>
+            <w:tcW w:type="dxa" w:w="1987"/>
+            <w:tcMar>
+              <w:top w:w="80" w:type="dxa"/>
+              <w:bottom w:w="80" w:type="dxa"/>
+              <w:left w:w="100" w:type="dxa"/>
+              <w:right w:w="100" w:type="dxa"/>
+            </w:tcMar>
+            <w:shd w:val="clear" w:color="auto" w:fill="F8FAFC"/>
+          </w:tcPr>
+          <w:p>
+            <w:pPr>
+              <w:jc w:val="right"/>
+              <w:bidi w:val="1"/>
+            </w:pPr>
+            <w:r>
+              <w:rPr>
+                <w:rFonts w:ascii="Bahij Nazanin" w:hAnsi="Bahij Nazanin"/>
+                <w:color w:val="1E293B"/>
+                <w:sz w:val="19"/>
+              </w:rPr>
+              <w:t>«چاربیته او بدله یوازې سندرې نه دي، بلکې دا د پښتون د جنګونو، محبتونو او تاریخي ماتو او فتحو د ولسي تاریخ ژوندی ارشیف دی۔»</w:t>
+            </w:r>
+          </w:p>
+        </w:tc>
+        <w:tc>
+          <w:tcPr>
+            <w:tcW w:type="dxa" w:w="1987"/>
+            <w:tcMar>
+              <w:top w:w="80" w:type="dxa"/>
+              <w:bottom w:w="80" w:type="dxa"/>
+              <w:left w:w="100" w:type="dxa"/>
+              <w:right w:w="100" w:type="dxa"/>
+            </w:tcMar>
+            <w:shd w:val="clear" w:color="auto" w:fill="F8FAFC"/>
+          </w:tcPr>
+          <w:p>
+            <w:pPr>
+              <w:jc w:val="right"/>
+              <w:bidi w:val="1"/>
+            </w:pPr>
+            <w:r>
+              <w:rPr>
+                <w:rFonts w:ascii="Bahij Nazanin" w:hAnsi="Bahij Nazanin"/>
+                <w:color w:val="1E293B"/>
+                <w:sz w:val="19"/>
+              </w:rPr>
+              <w:t>د چاربیتې او بدلې په حماسي او تاریخي اهمیت کې۔</w:t>
+            </w:r>
+          </w:p>
+        </w:tc>
+      </w:tr>
+      <w:tr>
+        <w:tc>
+          <w:tcPr>
+            <w:tcW w:type="dxa" w:w="1987"/>
+            <w:tcMar>
+              <w:top w:w="80" w:type="dxa"/>
+              <w:bottom w:w="80" w:type="dxa"/>
+              <w:left w:w="100" w:type="dxa"/>
+              <w:right w:w="100" w:type="dxa"/>
+            </w:tcMar>
+            <w:shd w:val="clear" w:color="auto" w:fill="FFFFFF"/>
+          </w:tcPr>
+          <w:p>
+            <w:pPr>
+              <w:jc w:val="left"/>
+            </w:pPr>
+            <w:r>
+              <w:rPr>
+                <w:rFonts w:ascii="Calibri" w:hAnsi="Calibri"/>
+                <w:color w:val="1E293B"/>
+                <w:sz w:val="19"/>
+              </w:rPr>
+              <w:t>4</w:t>
+            </w:r>
+          </w:p>
+        </w:tc>
+        <w:tc>
+          <w:tcPr>
+            <w:tcW w:type="dxa" w:w="1987"/>
+            <w:tcMar>
+              <w:top w:w="80" w:type="dxa"/>
+              <w:bottom w:w="80" w:type="dxa"/>
+              <w:left w:w="100" w:type="dxa"/>
+              <w:right w:w="100" w:type="dxa"/>
+            </w:tcMar>
+            <w:shd w:val="clear" w:color="auto" w:fill="FFFFFF"/>
+          </w:tcPr>
+          <w:p>
+            <w:pPr>
+              <w:jc w:val="right"/>
+              <w:bidi w:val="1"/>
+            </w:pPr>
+            <w:r>
+              <w:rPr>
+                <w:rFonts w:ascii="Bahij Nazanin" w:hAnsi="Bahij Nazanin"/>
+                <w:color w:val="1E293B"/>
+                <w:sz w:val="19"/>
+              </w:rPr>
+              <w:t>همېشه خلیل</w:t>
+            </w:r>
+          </w:p>
+        </w:tc>
+        <w:tc>
+          <w:tcPr>
+            <w:tcW w:type="dxa" w:w="1987"/>
+            <w:tcMar>
+              <w:top w:w="80" w:type="dxa"/>
+              <w:bottom w:w="80" w:type="dxa"/>
+              <w:left w:w="100" w:type="dxa"/>
+              <w:right w:w="100" w:type="dxa"/>
+            </w:tcMar>
+            <w:shd w:val="clear" w:color="auto" w:fill="FFFFFF"/>
+          </w:tcPr>
+          <w:p>
+            <w:pPr>
+              <w:jc w:val="right"/>
+              <w:bidi w:val="1"/>
+            </w:pPr>
+            <w:r>
+              <w:rPr>
+                <w:rFonts w:ascii="Bahij Nazanin" w:hAnsi="Bahij Nazanin"/>
+                <w:color w:val="1E293B"/>
+                <w:sz w:val="19"/>
+              </w:rPr>
+              <w:t>*د پښتو اولسي سندرې (۱۹۶۰)*</w:t>
+            </w:r>
+          </w:p>
+        </w:tc>
+        <w:tc>
+          <w:tcPr>
+            <w:tcW w:type="dxa" w:w="1987"/>
+            <w:tcMar>
+              <w:top w:w="80" w:type="dxa"/>
+              <w:bottom w:w="80" w:type="dxa"/>
+              <w:left w:w="100" w:type="dxa"/>
+              <w:right w:w="100" w:type="dxa"/>
+            </w:tcMar>
+            <w:shd w:val="clear" w:color="auto" w:fill="FFFFFF"/>
+          </w:tcPr>
+          <w:p>
+            <w:pPr>
+              <w:jc w:val="right"/>
+              <w:bidi w:val="1"/>
+            </w:pPr>
+            <w:r>
+              <w:rPr>
+                <w:rFonts w:ascii="Bahij Nazanin" w:hAnsi="Bahij Nazanin"/>
+                <w:color w:val="1E293B"/>
+                <w:sz w:val="19"/>
+              </w:rPr>
+              <w:t>«متلونه د ولس د خولې مرغلرې دي؛ په یو پښتو متل کې داسې فلسفه نغښتې وي چې یو لوی کتاب یې هم نشي بیانولی۔»</w:t>
+            </w:r>
+          </w:p>
+        </w:tc>
+        <w:tc>
+          <w:tcPr>
+            <w:tcW w:type="dxa" w:w="1987"/>
+            <w:tcMar>
+              <w:top w:w="80" w:type="dxa"/>
+              <w:bottom w:w="80" w:type="dxa"/>
+              <w:left w:w="100" w:type="dxa"/>
+              <w:right w:w="100" w:type="dxa"/>
+            </w:tcMar>
+            <w:shd w:val="clear" w:color="auto" w:fill="FFFFFF"/>
+          </w:tcPr>
+          <w:p>
+            <w:pPr>
+              <w:jc w:val="right"/>
+              <w:bidi w:val="1"/>
+            </w:pPr>
+            <w:r>
+              <w:rPr>
+                <w:rFonts w:ascii="Bahij Nazanin" w:hAnsi="Bahij Nazanin"/>
+                <w:color w:val="1E293B"/>
+                <w:sz w:val="19"/>
+              </w:rPr>
+              <w:t>د متلونو د فکري او فلسفي ژورتیا په وزن کولو کې۔</w:t>
+            </w:r>
+          </w:p>
+        </w:tc>
+      </w:tr>
+      <w:tr>
+        <w:tc>
+          <w:tcPr>
+            <w:tcW w:type="dxa" w:w="1987"/>
+            <w:tcMar>
+              <w:top w:w="80" w:type="dxa"/>
+              <w:bottom w:w="80" w:type="dxa"/>
+              <w:left w:w="100" w:type="dxa"/>
+              <w:right w:w="100" w:type="dxa"/>
+            </w:tcMar>
+            <w:shd w:val="clear" w:color="auto" w:fill="F8FAFC"/>
+          </w:tcPr>
+          <w:p>
+            <w:pPr>
+              <w:jc w:val="left"/>
+            </w:pPr>
+            <w:r>
+              <w:rPr>
+                <w:rFonts w:ascii="Calibri" w:hAnsi="Calibri"/>
+                <w:color w:val="1E293B"/>
+                <w:sz w:val="19"/>
+              </w:rPr>
+              <w:t>5</w:t>
+            </w:r>
+          </w:p>
+        </w:tc>
+        <w:tc>
+          <w:tcPr>
+            <w:tcW w:type="dxa" w:w="1987"/>
+            <w:tcMar>
+              <w:top w:w="80" w:type="dxa"/>
+              <w:bottom w:w="80" w:type="dxa"/>
+              <w:left w:w="100" w:type="dxa"/>
+              <w:right w:w="100" w:type="dxa"/>
+            </w:tcMar>
+            <w:shd w:val="clear" w:color="auto" w:fill="F8FAFC"/>
+          </w:tcPr>
+          <w:p>
+            <w:pPr>
+              <w:jc w:val="right"/>
+              <w:bidi w:val="1"/>
+            </w:pPr>
+            <w:r>
+              <w:rPr>
+                <w:rFonts w:ascii="Bahij Nazanin" w:hAnsi="Bahij Nazanin"/>
+                <w:color w:val="1E293B"/>
+                <w:sz w:val="19"/>
+              </w:rPr>
+              <w:t>ډاکټره سلمیٰ شاهین</w:t>
+            </w:r>
+          </w:p>
+        </w:tc>
+        <w:tc>
+          <w:tcPr>
+            <w:tcW w:type="dxa" w:w="1987"/>
+            <w:tcMar>
+              <w:top w:w="80" w:type="dxa"/>
+              <w:bottom w:w="80" w:type="dxa"/>
+              <w:left w:w="100" w:type="dxa"/>
+              <w:right w:w="100" w:type="dxa"/>
+            </w:tcMar>
+            <w:shd w:val="clear" w:color="auto" w:fill="F8FAFC"/>
+          </w:tcPr>
+          <w:p>
+            <w:pPr>
+              <w:jc w:val="right"/>
+              <w:bidi w:val="1"/>
+            </w:pPr>
+            <w:r>
+              <w:rPr>
+                <w:rFonts w:ascii="Bahij Nazanin" w:hAnsi="Bahij Nazanin"/>
+                <w:color w:val="1E293B"/>
+                <w:sz w:val="19"/>
+              </w:rPr>
+              <w:t>*د پښتو اولسي ادب ښځینه ونډه (۱۹۹۸)*</w:t>
+            </w:r>
+          </w:p>
+        </w:tc>
+        <w:tc>
+          <w:tcPr>
+            <w:tcW w:type="dxa" w:w="1987"/>
+            <w:tcMar>
+              <w:top w:w="80" w:type="dxa"/>
+              <w:bottom w:w="80" w:type="dxa"/>
+              <w:left w:w="100" w:type="dxa"/>
+              <w:right w:w="100" w:type="dxa"/>
+            </w:tcMar>
+            <w:shd w:val="clear" w:color="auto" w:fill="F8FAFC"/>
+          </w:tcPr>
+          <w:p>
+            <w:pPr>
+              <w:jc w:val="right"/>
+              <w:bidi w:val="1"/>
+            </w:pPr>
+            <w:r>
+              <w:rPr>
+                <w:rFonts w:ascii="Bahij Nazanin" w:hAnsi="Bahij Nazanin"/>
+                <w:color w:val="1E293B"/>
+                <w:sz w:val="19"/>
+              </w:rPr>
+              <w:t>«ټپه د پښتنې ښځې هغه چغه ده چې ټول بندیزونه ماتوي او نړۍ ته د هغې د مینې او ننګ پاک پیغام رسوي۔»</w:t>
+            </w:r>
+          </w:p>
+        </w:tc>
+        <w:tc>
+          <w:tcPr>
+            <w:tcW w:type="dxa" w:w="1987"/>
+            <w:tcMar>
+              <w:top w:w="80" w:type="dxa"/>
+              <w:bottom w:w="80" w:type="dxa"/>
+              <w:left w:w="100" w:type="dxa"/>
+              <w:right w:w="100" w:type="dxa"/>
+            </w:tcMar>
+            <w:shd w:val="clear" w:color="auto" w:fill="F8FAFC"/>
+          </w:tcPr>
+          <w:p>
+            <w:pPr>
+              <w:jc w:val="right"/>
+              <w:bidi w:val="1"/>
+            </w:pPr>
+            <w:r>
+              <w:rPr>
+                <w:rFonts w:ascii="Bahij Nazanin" w:hAnsi="Bahij Nazanin"/>
+                <w:color w:val="1E293B"/>
+                <w:sz w:val="19"/>
+              </w:rPr>
+              <w:t>په ټپه کې د ښځینه جذباتو او فیمینیسټي انځورګرۍ په ثبوت کې۔</w:t>
+            </w:r>
+          </w:p>
+        </w:tc>
+      </w:tr>
+    </w:tbl>
+    <w:p>
+      <w:pPr>
+        <w:spacing w:after="80"/>
+      </w:pPr>
+    </w:p>
     <w:p>
       <w:pPr>
         <w:spacing w:before="200" w:after="80"/>
